--- a/companies/calderwood-partners/Engagements/Garza, Leblanc and Porter/2019.07.28 - Status Report - Garza, Leblanc and Porter v2 FINAL.docx
+++ b/companies/calderwood-partners/Engagements/Garza, Leblanc and Porter/2019.07.28 - Status Report - Garza, Leblanc and Porter v2 FINAL.docx
@@ -7,7 +7,43 @@
         <w:pStyle w:val="Heading1"/>
       </w:pPr>
       <w:r>
-        <w:t>Status Report: Portfolio Strategy</w:t>
+        <w:t>Status Report: Portfolio Strategy for Garza, Leblanc and Porter</w:t>
+      </w:r>
+    </w:p>
+    <w:p>
+      <w:r>
+        <w:t>Prepared for the leadership of Garza, Leblanc and Porter by the Calderwood engagement team, covering the period since our last update and looking ahead to the work that follows. The team on your engagement is Steven Hunt, who assembles the market and portfolio evidence, and Melissa Casey, who builds the analysis and the exhibits that carry it.</w:t>
+      </w:r>
+    </w:p>
+    <w:p>
+      <w:pPr>
+        <w:pStyle w:val="Heading2"/>
+      </w:pPr>
+      <w:r>
+        <w:t>Where the engagement stands</w:t>
+      </w:r>
+    </w:p>
+    <w:p>
+      <w:r>
+        <w:t>The engagement is at its midpoint and on plan. The market and competitive read is substantially done, the business-by-business profiles are drafted, and the comparison across the portfolio is under way. One data dependency on your side, the cost-allocation schedules for the two largest businesses, is holding up the last of that comparison, and it is the item most worth your attention in the coming weeks.</w:t>
+      </w:r>
+    </w:p>
+    <w:p>
+      <w:r>
+        <w:t>The recommendation is not yet formed, and at this stage it should not be. We are still assembling and reconciling the evidence your leadership will need to weigh the portfolio with confidence, and we would rather bring you a narrow picture we can stand behind than a broad one we cannot. What follows is progress against the plan rather than conclusions drawn ahead of it.</w:t>
+      </w:r>
+    </w:p>
+    <w:p>
+      <w:pPr>
+        <w:pStyle w:val="Heading2"/>
+      </w:pPr>
+      <w:r>
+        <w:t>What we completed this period</w:t>
+      </w:r>
+    </w:p>
+    <w:p>
+      <w:r>
+        <w:t>The bulk of this period went to the evidence base, and it is now far enough along to describe. We have held each figure to a source as we go, so that the comparison, when it closes, will rest on numbers your own people can trace and rerun rather than take on trust.</w:t>
       </w:r>
     </w:p>
     <w:p>
@@ -15,7 +51,7 @@
         <w:pStyle w:val="ListBullet"/>
       </w:pPr>
       <w:r>
-        <w:t>Client of record: Garza, Leblanc and Porter</w:t>
+        <w:t>Steven Hunt completed the market and competitive read for each of the larger businesses, distinguishing throughout what rests on external data from what remains our own estimate.</w:t>
       </w:r>
     </w:p>
     <w:p>
@@ -23,7 +59,7 @@
         <w:pStyle w:val="ListBullet"/>
       </w:pPr>
       <w:r>
-        <w:t>Prepared for the operations sponsor at Garza, Leblanc and Porter</w:t>
+        <w:t>The business-by-business profiles are drafted, and Melissa Casey has reconciled the internal figures for all but the two largest businesses, where the schedules are still outstanding.</w:t>
       </w:r>
     </w:p>
     <w:p>
@@ -31,7 +67,7 @@
         <w:pStyle w:val="ListBullet"/>
       </w:pPr>
       <w:r>
-        <w:t>Prepared by Steven Hunt, with Melissa Casey</w:t>
+        <w:t>The benchmark set against which the portfolio is weighed is built and checked against outside data, so the comparisons rest on figures we can defend.</w:t>
       </w:r>
     </w:p>
     <w:p>
@@ -39,7 +75,51 @@
         <w:pStyle w:val="ListBullet"/>
       </w:pPr>
       <w:r>
-        <w:t>Reporting period: the four weeks ending with this report</w:t>
+        <w:t>We held a working session with your team and agreed how two reorganizations within the period will be reflected in the affected profiles rather than smoothed over.</w:t>
+      </w:r>
+    </w:p>
+    <w:p>
+      <w:r>
+        <w:t>A word on method, since it shapes what you can rely on. Every figure in the profiles carries a source in the engagement file, and where a number is our estimate rather than a settled fact it is labeled as an estimate, with the band around it; your finance owners can trace any line back to where it came from, and we would encourage them to do exactly that before your leadership sees the comparison.</w:t>
+      </w:r>
+    </w:p>
+    <w:p>
+      <w:pPr>
+        <w:pStyle w:val="Heading2"/>
+      </w:pPr>
+      <w:r>
+        <w:t>What comes next</w:t>
+      </w:r>
+    </w:p>
+    <w:p>
+      <w:r>
+        <w:t>The next period turns on the cost-allocation schedules from your finance team. Once they are in hand, Melissa Casey closes the portfolio comparison and we finalize the profiles for the two largest businesses, so that the picture moves together rather than in pieces. With the comparison closed, we will bring your team a first view of how the portfolio sorts before any recommendation is drawn from it.</w:t>
+      </w:r>
+    </w:p>
+    <w:p>
+      <w:r>
+        <w:t>That first view comes ahead of the recommendation itself and is meant to be argued with, so that your leadership can steer the analysis while it is still open rather than react to it once it has hardened. We will bring it to the working session that follows the close of the comparison, and we would welcome your team's challenge to it there.</w:t>
+      </w:r>
+    </w:p>
+    <w:p>
+      <w:pPr>
+        <w:pStyle w:val="Heading2"/>
+      </w:pPr>
+      <w:r>
+        <w:t>The engagement budget</w:t>
+      </w:r>
+    </w:p>
+    <w:p>
+      <w:r>
+        <w:t>The engagement is a fixed fee of $39,000, and at its midpoint the work is tracking within it, with nothing in what remains that we expect to change that, provided the scope holds. Should you ask us to widen the work beyond the portfolio review as it was scoped, we would raise the fee with you and settle it before taking the further work on, as the engagement letter provides.</w:t>
+      </w:r>
+    </w:p>
+    <w:p>
+      <w:pPr>
+        <w:pStyle w:val="Heading2"/>
+      </w:pPr>
+      <w:r>
+        <w:t>What we are watching</w:t>
       </w:r>
     </w:p>
     <w:p>
@@ -47,33 +127,7 @@
         <w:pStyle w:val="ListBullet"/>
       </w:pPr>
       <w:r>
-        <w:t>Engagement roughly at its midpoint</w:t>
-      </w:r>
-    </w:p>
-    <w:p>
-      <w:pPr>
-        <w:pStyle w:val="Heading2"/>
-      </w:pPr>
-      <w:r>
-        <w:t>Where things stand</w:t>
-      </w:r>
-    </w:p>
-    <w:p>
-      <w:r>
-        <w:t>The engagement reached its midpoint this period and is on plan. The inside read is complete for every business in the group, the outside benchmark is substantially done, and we have begun turning both into the portfolio view that the recommendation will rest on. Measured against the engagement budget of $39,000, we are a little under half spent, which tracks the work performed rather than the calendar; the heavier synthesis hours fall in the periods ahead, and the budget was built around that. Nothing we have found points to a change in the fee or the timeline.</w:t>
-      </w:r>
-    </w:p>
-    <w:p>
-      <w:r>
-        <w:t>The short version, for anyone reading only this far: the diagnostic work is essentially finished, the picture is close to what we expected going in, and the work now turns from measuring each business to weighing the businesses against one another. We are not recommending anything yet, and will not until the portfolio map is built and tested.</w:t>
-      </w:r>
-    </w:p>
-    <w:p>
-      <w:pPr>
-        <w:pStyle w:val="Heading2"/>
-      </w:pPr>
-      <w:r>
-        <w:t>Completed this period</w:t>
+        <w:t>The outstanding cost-allocation schedules are the one real dependency. Until they arrive the portfolio comparison carries a wider band than we want, and if they slip much past next month the final read slips with them; we would tell you rather than quietly absorb the delay.</w:t>
       </w:r>
     </w:p>
     <w:p>
@@ -81,7 +135,7 @@
         <w:pStyle w:val="ListBullet"/>
       </w:pPr>
       <w:r>
-        <w:t>Finished the common financial read across every business, including the two smaller units whose segment margins came in late and are now reconciled.</w:t>
+        <w:t>The two reorganizations within the period create a genuine discontinuity in the internal figures. That is a matter of record rather than a problem, but it will shape how some of the businesses compare, and we are flagging it now so that it does not land as a surprise later.</w:t>
       </w:r>
     </w:p>
     <w:p>
@@ -89,134 +143,12 @@
         <w:pStyle w:val="ListBullet"/>
       </w:pPr>
       <w:r>
-        <w:t>Completed the market read on the two largest units and confirmed that they sit in markets moving at very different speeds.</w:t>
-      </w:r>
-    </w:p>
-    <w:p>
-      <w:pPr>
-        <w:pStyle w:val="ListBullet"/>
-      </w:pPr>
-      <w:r>
-        <w:t>Brought the outside benchmark to substantial completion; Melissa Casey has each business set against a comparable set, with the reference base for the weakest unit now widened enough to rely on.</w:t>
-      </w:r>
-    </w:p>
-    <w:p>
-      <w:pPr>
-        <w:pStyle w:val="ListBullet"/>
-      </w:pPr>
-      <w:r>
-        <w:t>Restated the third business's margin on a like-for-like overhead basis, which closed the range we were carrying on it at the last session.</w:t>
-      </w:r>
-    </w:p>
-    <w:p>
-      <w:pPr>
-        <w:pStyle w:val="ListBullet"/>
-      </w:pPr>
-      <w:r>
-        <w:t>Held two working sessions on the largest units and documented how each business actually runs, which grounds the market read in more than the numbers.</w:t>
-      </w:r>
-    </w:p>
-    <w:p>
-      <w:pPr>
-        <w:pStyle w:val="ListBullet"/>
-      </w:pPr>
-      <w:r>
-        <w:t>Reconciled the unit-level figures to the group's own management accounts with your finance team, so that our baseline matches the numbers your reporting produces.</w:t>
+        <w:t>Nothing else on the engagement is off plan at this point.</w:t>
       </w:r>
     </w:p>
     <w:p>
       <w:r>
-        <w:t>None of that has gone to your board as a recommendation. These results are inputs to the portfolio view, and we have labeled them that way on every internal exhibit, so that no one mistakes a measurement for a verdict on a business.</w:t>
-      </w:r>
-    </w:p>
-    <w:p>
-      <w:r>
-        <w:t>A word on how the two sides have worked this period, since it bears on the pace. Your finance team turned the reconciliation questions around quickly, which is the main reason the inside read closed on schedule, and Melissa Casey and I have kept the single request log current so that nothing is asked for twice. The bulk of our hours this period went into cleaning and reconciling data rather than into analysis; that is the ordinary shape of a study at this stage, and it is why the lighter-looking spend does not mean the work is behind.</w:t>
-      </w:r>
-    </w:p>
-    <w:p>
-      <w:pPr>
-        <w:pStyle w:val="Heading2"/>
-      </w:pPr>
-      <w:r>
-        <w:t>The period ahead</w:t>
-      </w:r>
-    </w:p>
-    <w:p>
-      <w:pPr>
-        <w:pStyle w:val="ListBullet"/>
-      </w:pPr>
-      <w:r>
-        <w:t>We place every business on one map of market attractiveness and competitive position, so that the group can be seen whole rather than one unit at a time.</w:t>
-      </w:r>
-    </w:p>
-    <w:p>
-      <w:pPr>
-        <w:pStyle w:val="ListBullet"/>
-      </w:pPr>
-      <w:r>
-        <w:t>Melissa Casey drafts the benchmark exhibits so that each business reads on a single page against its comparables.</w:t>
-      </w:r>
-    </w:p>
-    <w:p>
-      <w:pPr>
-        <w:pStyle w:val="ListBullet"/>
-      </w:pPr>
-      <w:r>
-        <w:t>We test each unit's standing against a normal year rather than the last twelve months alone, so that one soft or strong quarter does not tilt where a business lands on the map.</w:t>
-      </w:r>
-    </w:p>
-    <w:p>
-      <w:pPr>
-        <w:pStyle w:val="ListBullet"/>
-      </w:pPr>
-      <w:r>
-        <w:t>We walk the draft portfolio map past you before the next formal session, so that the options arrive already framed against how you see the businesses.</w:t>
-      </w:r>
-    </w:p>
-    <w:p>
-      <w:pPr>
-        <w:pStyle w:val="ListBullet"/>
-      </w:pPr>
-      <w:r>
-        <w:t>We prepare a first, clearly labeled set of portfolio options for the next working session, rather than a single answer.</w:t>
-      </w:r>
-    </w:p>
-    <w:p>
-      <w:pPr>
-        <w:pStyle w:val="Heading2"/>
-      </w:pPr>
-      <w:r>
-        <w:t>Risks and what we are watching</w:t>
-      </w:r>
-    </w:p>
-    <w:p>
-      <w:pPr>
-        <w:pStyle w:val="ListBullet"/>
-      </w:pPr>
-      <w:r>
-        <w:t>Competitor detail. The market read on the two large units leans on competitor information that is still partly incomplete; if the remaining detail shifts the picture, it will move where those units land, and you will hear it from us before it changes any recommendation.</w:t>
-      </w:r>
-    </w:p>
-    <w:p>
-      <w:pPr>
-        <w:pStyle w:val="ListBullet"/>
-      </w:pPr>
-      <w:r>
-        <w:t>Thin references on the smaller units. The comparable set for the smallest businesses is narrow, and a narrow benchmark can flatter or punish a unit unfairly; we are widening it and will flag any conclusion that rests on too few references.</w:t>
-      </w:r>
-    </w:p>
-    <w:p>
-      <w:pPr>
-        <w:pStyle w:val="ListBullet"/>
-      </w:pPr>
-      <w:r>
-        <w:t>Questions at the edge of scope. A couple of your managers have raised questions about pricing inside individual units that sit just outside the portfolio scope. We have logged them and will flag any that would change the fee before doing the work, not after.</w:t>
-      </w:r>
-    </w:p>
-    <w:p>
-      <w:r>
-        <w:t>On balance, the work sits where it should at the halfway mark, and the coming period turns the diagnosis into portfolio options you can weigh. If the next period runs to plan, those options will be in your hands with room to consider them before the final month. I will hold this report to the same monthly cadence, and the request log stays open for anyone at Garza, Leblanc and Porter who wants to see what is outstanding.</w:t>
+        <w:t>We will send the next update after the working session that follows the close of the comparison. If anything here would be better discussed before then, Steven Hunt is your point of contact and will make the time.</w:t>
       </w:r>
     </w:p>
     <w:sectPr>
